--- a/downloads/teacher/05 Materials/Unit 02/Handouts/Handout 02.19 - Investor Report Template.docx
+++ b/downloads/teacher/05 Materials/Unit 02/Handouts/Handout 02.19 - Investor Report Template.docx
@@ -153,15 +153,6 @@
       <w:r>
         <w:t xml:space="preserve">y terminé con ___.</w:t>
       </w:r>
-      <w:r>
-        <w:t xml:space="preserve"> </w:t>
-      </w:r>
-      <w:r>
-        <w:rPr>
-          <w:rStyle w:val="TeacherNote"/>
-        </w:rPr>
-        <w:t xml:space="preserve">[check with a native speaker]</w:t>
-      </w:r>
     </w:p>
     <w:p>
       <w:pPr>
@@ -484,15 +475,6 @@
       <w:r>
         <w:t xml:space="preserve">.</w:t>
       </w:r>
-      <w:r>
-        <w:t xml:space="preserve"> </w:t>
-      </w:r>
-      <w:r>
-        <w:rPr>
-          <w:rStyle w:val="TeacherNote"/>
-        </w:rPr>
-        <w:t xml:space="preserve">[check with a native speaker]</w:t>
-      </w:r>
     </w:p>
     <w:p>
       <w:pPr>
@@ -586,15 +568,6 @@
       </w:r>
       <w:r>
         <w:t xml:space="preserve">.</w:t>
-      </w:r>
-      <w:r>
-        <w:t xml:space="preserve"> </w:t>
-      </w:r>
-      <w:r>
-        <w:rPr>
-          <w:rStyle w:val="TeacherNote"/>
-        </w:rPr>
-        <w:t xml:space="preserve">[check with a native speaker]</w:t>
       </w:r>
     </w:p>
     <w:p>
